--- a/Final Report Documentation/Ethics Form/CDT TEMPLATE Information sheet V1.2.docx
+++ b/Final Report Documentation/Ethics Form/CDT TEMPLATE Information sheet V1.2.docx
@@ -20,162 +20,6 @@
         <w:t>NOTES</w:t>
       </w:r>
     </w:p>
-    <w:tbl>
-      <w:tblPr>
-        <w:tblStyle w:val="TableGrid"/>
-        <w:tblW w:w="0" w:type="auto"/>
-        <w:tblLook w:val="04A0" w:firstRow="1" w:lastRow="0" w:firstColumn="1" w:lastColumn="0" w:noHBand="0" w:noVBand="1"/>
-      </w:tblPr>
-      <w:tblGrid>
-        <w:gridCol w:w="9016"/>
-      </w:tblGrid>
-      <w:tr>
-        <w:tc>
-          <w:tcPr>
-            <w:tcW w:w="9016" w:type="dxa"/>
-          </w:tcPr>
-          <w:p>
-            <w:pPr>
-              <w:rPr>
-                <w:rFonts w:ascii="Arial" w:hAnsi="Arial" w:cs="Arial"/>
-                <w:b/>
-                <w:bCs/>
-                <w:color w:val="FF0000"/>
-              </w:rPr>
-            </w:pPr>
-            <w:r>
-              <w:rPr>
-                <w:rFonts w:ascii="Arial" w:hAnsi="Arial" w:cs="Arial"/>
-                <w:b/>
-                <w:bCs/>
-                <w:color w:val="FF0000"/>
-              </w:rPr>
-              <w:t xml:space="preserve">The following is a suggested template to help you compile a </w:t>
-            </w:r>
-            <w:r>
-              <w:rPr>
-                <w:rFonts w:ascii="Arial" w:hAnsi="Arial" w:cs="Arial"/>
-                <w:b/>
-                <w:bCs/>
-                <w:color w:val="FF0000"/>
-              </w:rPr>
-              <w:t xml:space="preserve">participant information sheet </w:t>
-            </w:r>
-            <w:r>
-              <w:rPr>
-                <w:rFonts w:ascii="Arial" w:hAnsi="Arial" w:cs="Arial"/>
-                <w:b/>
-                <w:bCs/>
-                <w:color w:val="FF0000"/>
-              </w:rPr>
-              <w:t xml:space="preserve">so that your participants can give their informed consent to participate in your project. </w:t>
-            </w:r>
-            <w:r>
-              <w:rPr>
-                <w:rFonts w:ascii="Arial" w:hAnsi="Arial" w:cs="Arial"/>
-                <w:b/>
-                <w:bCs/>
-                <w:color w:val="FF0000"/>
-              </w:rPr>
-              <w:t xml:space="preserve">You will need to add-in the highlighted components and adjust the text to suit your specific requirements. </w:t>
-            </w:r>
-          </w:p>
-          <w:p>
-            <w:pPr>
-              <w:rPr>
-                <w:rFonts w:ascii="Arial" w:hAnsi="Arial" w:cs="Arial"/>
-                <w:b/>
-                <w:bCs/>
-                <w:color w:val="FF0000"/>
-              </w:rPr>
-            </w:pPr>
-            <w:r>
-              <w:rPr>
-                <w:rFonts w:ascii="Arial" w:hAnsi="Arial" w:cs="Arial"/>
-                <w:b/>
-                <w:bCs/>
-                <w:color w:val="FF0000"/>
-              </w:rPr>
-              <w:t xml:space="preserve">When you have compiled your </w:t>
-            </w:r>
-            <w:r>
-              <w:rPr>
-                <w:rFonts w:ascii="Arial" w:hAnsi="Arial" w:cs="Arial"/>
-                <w:b/>
-                <w:bCs/>
-                <w:color w:val="FF0000"/>
-              </w:rPr>
-              <w:t>information sheet</w:t>
-            </w:r>
-            <w:r>
-              <w:rPr>
-                <w:rFonts w:ascii="Arial" w:hAnsi="Arial" w:cs="Arial"/>
-                <w:b/>
-                <w:bCs/>
-                <w:color w:val="FF0000"/>
-              </w:rPr>
-              <w:t>, you must get this draft agreed by your supervisor before sending it out. You need an email from your supervisor confirming that</w:t>
-            </w:r>
-            <w:r>
-              <w:rPr>
-                <w:rFonts w:ascii="Arial" w:hAnsi="Arial" w:cs="Arial"/>
-                <w:b/>
-                <w:bCs/>
-                <w:color w:val="FF0000"/>
-              </w:rPr>
-              <w:t xml:space="preserve"> it </w:t>
-            </w:r>
-            <w:r>
-              <w:rPr>
-                <w:rFonts w:ascii="Arial" w:hAnsi="Arial" w:cs="Arial"/>
-                <w:b/>
-                <w:bCs/>
-                <w:color w:val="FF0000"/>
-              </w:rPr>
-              <w:t>can be sent out.</w:t>
-            </w:r>
-          </w:p>
-          <w:p>
-            <w:pPr>
-              <w:rPr>
-                <w:rFonts w:ascii="Arial" w:hAnsi="Arial" w:cs="Arial"/>
-                <w:b/>
-                <w:bCs/>
-                <w:color w:val="FF0000"/>
-              </w:rPr>
-            </w:pPr>
-            <w:r>
-              <w:rPr>
-                <w:rFonts w:ascii="Arial" w:hAnsi="Arial" w:cs="Arial"/>
-                <w:b/>
-                <w:bCs/>
-                <w:color w:val="FF0000"/>
-              </w:rPr>
-              <w:t xml:space="preserve">You must use your BCU email address – do not use personal email addresses for university research. </w:t>
-            </w:r>
-          </w:p>
-          <w:p>
-            <w:pPr>
-              <w:rPr>
-                <w:rFonts w:ascii="Arial" w:hAnsi="Arial" w:cs="Arial"/>
-                <w:b/>
-                <w:bCs/>
-                <w:color w:val="FF0000"/>
-              </w:rPr>
-            </w:pPr>
-            <w:r>
-              <w:rPr>
-                <w:rFonts w:ascii="Arial" w:hAnsi="Arial" w:cs="Arial"/>
-                <w:b/>
-                <w:bCs/>
-                <w:color w:val="FF0000"/>
-              </w:rPr>
-              <w:t xml:space="preserve">If you change the ethical protocol from that agreed with your supervisor, approval must be sought from your supervisor before collecting any data.  </w:t>
-            </w:r>
-          </w:p>
-        </w:tc>
-      </w:tr>
-    </w:tbl>
     <w:p>
       <w:pPr>
         <w:jc w:val="left"/>
@@ -202,9 +46,8 @@
       <w:r>
         <w:rPr>
           <w:rFonts w:ascii="Arial" w:hAnsi="Arial" w:cs="Arial"/>
-          <w:highlight w:val="yellow"/>
-        </w:rPr>
-        <w:t>[your name]</w:t>
+        </w:rPr>
+        <w:t>Zorik Rostam</w:t>
       </w:r>
       <w:r>
         <w:rPr>
@@ -215,15 +58,20 @@
       <w:r>
         <w:rPr>
           <w:rFonts w:ascii="Arial" w:hAnsi="Arial" w:cs="Arial"/>
-          <w:highlight w:val="yellow"/>
-        </w:rPr>
-        <w:t>[course name]</w:t>
-      </w:r>
-      <w:r>
-        <w:rPr>
-          <w:rFonts w:ascii="Arial" w:hAnsi="Arial" w:cs="Arial"/>
-        </w:rPr>
-        <w:t xml:space="preserve"> course </w:t>
+        </w:rPr>
+        <w:t>computer games technology</w:t>
+      </w:r>
+      <w:r>
+        <w:rPr>
+          <w:rFonts w:ascii="Arial" w:hAnsi="Arial" w:cs="Arial"/>
+        </w:rPr>
+        <w:t xml:space="preserve"> </w:t>
+      </w:r>
+      <w:r>
+        <w:rPr>
+          <w:rFonts w:ascii="Arial" w:hAnsi="Arial" w:cs="Arial"/>
+        </w:rPr>
+        <w:t xml:space="preserve">course </w:t>
       </w:r>
       <w:r>
         <w:rPr>
@@ -240,19 +88,9 @@
       <w:r>
         <w:rPr>
           <w:rFonts w:ascii="Arial" w:hAnsi="Arial" w:cs="Arial"/>
-          <w:highlight w:val="yellow"/>
-        </w:rPr>
-        <w:t xml:space="preserve">[name of </w:t>
-      </w:r>
-      <w:proofErr w:type="gramStart"/>
-      <w:r>
-        <w:rPr>
-          <w:rFonts w:ascii="Arial" w:hAnsi="Arial" w:cs="Arial"/>
-          <w:highlight w:val="yellow"/>
-        </w:rPr>
-        <w:t>supervisor ]</w:t>
-      </w:r>
-      <w:proofErr w:type="gramEnd"/>
+        </w:rPr>
+        <w:t>Richard Davies</w:t>
+      </w:r>
       <w:r>
         <w:rPr>
           <w:rFonts w:ascii="Arial" w:hAnsi="Arial" w:cs="Arial"/>
@@ -262,65 +100,63 @@
       <w:r>
         <w:rPr>
           <w:rFonts w:ascii="Arial" w:hAnsi="Arial" w:cs="Arial"/>
-          <w:highlight w:val="yellow"/>
-        </w:rPr>
-        <w:t xml:space="preserve">([supervisor email </w:t>
-      </w:r>
-      <w:hyperlink r:id="rId7" w:history="1">
-        <w:r>
-          <w:rPr>
-            <w:rStyle w:val="Hyperlink"/>
-            <w:rFonts w:ascii="Arial" w:hAnsi="Arial" w:cs="Arial"/>
-            <w:highlight w:val="yellow"/>
-          </w:rPr>
-          <w:t>address@bcu.ac.uk</w:t>
-        </w:r>
-      </w:hyperlink>
-      <w:r>
-        <w:rPr>
-          <w:rFonts w:ascii="Arial" w:hAnsi="Arial" w:cs="Arial"/>
-          <w:highlight w:val="yellow"/>
-        </w:rPr>
-        <w:t>]</w:t>
-      </w:r>
-      <w:r>
-        <w:rPr>
-          <w:rFonts w:ascii="Arial" w:hAnsi="Arial" w:cs="Arial"/>
-        </w:rPr>
-        <w:t xml:space="preserve">) during the period </w:t>
-      </w:r>
-      <w:r>
-        <w:rPr>
-          <w:rFonts w:ascii="Arial" w:hAnsi="Arial" w:cs="Arial"/>
-          <w:highlight w:val="yellow"/>
-        </w:rPr>
-        <w:t>[Month Year to DD Month Year]</w:t>
-      </w:r>
-      <w:r>
-        <w:rPr>
-          <w:rFonts w:ascii="Arial" w:hAnsi="Arial" w:cs="Arial"/>
-        </w:rPr>
-        <w:t xml:space="preserve">. This research aims to </w:t>
-      </w:r>
-      <w:r>
-        <w:rPr>
-          <w:rFonts w:ascii="Arial" w:hAnsi="Arial" w:cs="Arial"/>
-          <w:highlight w:val="yellow"/>
-        </w:rPr>
-        <w:t>[aim of your research here]</w:t>
-      </w:r>
-      <w:r>
-        <w:rPr>
-          <w:rFonts w:ascii="Arial" w:hAnsi="Arial" w:cs="Arial"/>
-        </w:rPr>
-        <w:t xml:space="preserve">. The research will be written up and submitted for assessment in </w:t>
-      </w:r>
-      <w:r>
-        <w:rPr>
-          <w:rFonts w:ascii="Arial" w:hAnsi="Arial" w:cs="Arial"/>
-          <w:highlight w:val="yellow"/>
-        </w:rPr>
-        <w:t>[month year]</w:t>
+        </w:rPr>
+        <w:t>Richard.Davies@bcu.ac.uk</w:t>
+      </w:r>
+      <w:r>
+        <w:rPr>
+          <w:rFonts w:ascii="Arial" w:hAnsi="Arial" w:cs="Arial"/>
+        </w:rPr>
+        <w:t xml:space="preserve"> during the period </w:t>
+      </w:r>
+      <w:r>
+        <w:rPr>
+          <w:rFonts w:ascii="Arial" w:hAnsi="Arial" w:cs="Arial"/>
+        </w:rPr>
+        <w:t>October 2025 to 5</w:t>
+      </w:r>
+      <w:r>
+        <w:rPr>
+          <w:rFonts w:ascii="Arial" w:hAnsi="Arial" w:cs="Arial"/>
+          <w:vertAlign w:val="superscript"/>
+        </w:rPr>
+        <w:t>th</w:t>
+      </w:r>
+      <w:r>
+        <w:rPr>
+          <w:rFonts w:ascii="Arial" w:hAnsi="Arial" w:cs="Arial"/>
+        </w:rPr>
+        <w:t xml:space="preserve"> May </w:t>
+      </w:r>
+      <w:r>
+        <w:rPr>
+          <w:rFonts w:ascii="Arial" w:hAnsi="Arial" w:cs="Arial"/>
+        </w:rPr>
+        <w:t>2026. This</w:t>
+      </w:r>
+      <w:r>
+        <w:rPr>
+          <w:rFonts w:ascii="Arial" w:hAnsi="Arial" w:cs="Arial"/>
+        </w:rPr>
+        <w:t xml:space="preserve"> research aims to </w:t>
+      </w:r>
+      <w:r>
+        <w:rPr>
+          <w:rFonts w:ascii="Arial" w:hAnsi="Arial" w:cs="Arial"/>
+        </w:rPr>
+        <w:t>study alternative game controllers and the impact on gameplay, immersions and player experience.</w:t>
+      </w:r>
+      <w:r>
+        <w:rPr>
+          <w:rFonts w:ascii="Arial" w:hAnsi="Arial" w:cs="Arial"/>
+        </w:rPr>
+        <w:t xml:space="preserve"> The research will be written up and submitted for assessment in </w:t>
+      </w:r>
+      <w:r>
+        <w:rPr>
+          <w:rFonts w:ascii="Arial" w:hAnsi="Arial" w:cs="Arial"/>
+        </w:rPr>
+        <w:t>May 2026</w:t>
       </w:r>
       <w:r>
         <w:rPr>
@@ -480,18 +316,26 @@
           </w:tcPr>
           <w:p>
             <w:pPr>
-              <w:jc w:val="left"/>
-              <w:rPr>
-                <w:rFonts w:ascii="Arial" w:hAnsi="Arial" w:cs="Arial"/>
-              </w:rPr>
-            </w:pPr>
-            <w:r>
-              <w:rPr>
-                <w:rFonts w:ascii="Arial" w:hAnsi="Arial" w:cs="Arial"/>
-                <w:highlight w:val="yellow"/>
-              </w:rPr>
-              <w:t>[title of project]</w:t>
-            </w:r>
+              <w:rPr>
+                <w:rFonts w:ascii="Arial" w:hAnsi="Arial" w:cs="Arial"/>
+                <w:color w:val="000000" w:themeColor="text1"/>
+              </w:rPr>
+            </w:pPr>
+            <w:r>
+              <w:rPr>
+                <w:rFonts w:ascii="Arial" w:hAnsi="Arial" w:cs="Arial"/>
+                <w:color w:val="000000" w:themeColor="text1"/>
+              </w:rPr>
+              <w:t>New Ways to Play: A Study in Alternative Game Controllers</w:t>
+            </w:r>
+          </w:p>
+          <w:p>
+            <w:pPr>
+              <w:jc w:val="left"/>
+              <w:rPr>
+                <w:rFonts w:ascii="Arial" w:hAnsi="Arial" w:cs="Arial"/>
+              </w:rPr>
+            </w:pPr>
           </w:p>
         </w:tc>
       </w:tr>
@@ -916,7 +760,6 @@
               <w:rPr>
                 <w:rFonts w:ascii="Arial" w:hAnsi="Arial" w:cs="Arial"/>
               </w:rPr>
-              <w:lastRenderedPageBreak/>
               <w:t>Who will have access to the data I provide?</w:t>
             </w:r>
           </w:p>
@@ -1031,6 +874,7 @@
               <w:rPr>
                 <w:rFonts w:ascii="Arial" w:hAnsi="Arial" w:cs="Arial"/>
               </w:rPr>
+              <w:lastRenderedPageBreak/>
               <w:t>How long is the duration of the research project?</w:t>
             </w:r>
           </w:p>
@@ -1573,7 +1417,6 @@
               <w:rPr>
                 <w:rFonts w:ascii="Arial" w:hAnsi="Arial" w:cs="Arial"/>
               </w:rPr>
-              <w:lastRenderedPageBreak/>
               <w:t xml:space="preserve">Who do I contact if I have any concerns about the research or </w:t>
             </w:r>
             <w:r>
@@ -1640,7 +1483,7 @@
               </w:rPr>
               <w:t> </w:t>
             </w:r>
-            <w:hyperlink r:id="rId8" w:history="1">
+            <w:hyperlink r:id="rId7" w:history="1">
               <w:r>
                 <w:rPr>
                   <w:rStyle w:val="Hyperlink"/>
@@ -1679,9 +1522,10 @@
               <w:rPr>
                 <w:rFonts w:ascii="Arial" w:hAnsi="Arial" w:cs="Arial"/>
               </w:rPr>
+              <w:lastRenderedPageBreak/>
               <w:t xml:space="preserve">If you wish to raise concerns about how your personal data is used.   Please contact the Data Protection Officer at </w:t>
             </w:r>
-            <w:hyperlink r:id="rId9" w:history="1">
+            <w:hyperlink r:id="rId8" w:history="1">
               <w:r>
                 <w:rPr>
                   <w:rStyle w:val="Hyperlink"/>
@@ -1720,7 +1564,7 @@
               </w:rPr>
               <w:t xml:space="preserve">available at </w:t>
             </w:r>
-            <w:hyperlink r:id="rId10" w:history="1">
+            <w:hyperlink r:id="rId9" w:history="1">
               <w:r>
                 <w:rPr>
                   <w:rStyle w:val="Hyperlink"/>
@@ -1759,6 +1603,7 @@
               <w:rPr>
                 <w:rFonts w:ascii="Arial" w:hAnsi="Arial" w:cs="Arial"/>
               </w:rPr>
+              <w:lastRenderedPageBreak/>
               <w:t>What do I do if I have questions about the project?</w:t>
             </w:r>
           </w:p>
@@ -1800,8 +1645,8 @@
       </w:pPr>
     </w:p>
     <w:sectPr>
-      <w:headerReference w:type="default" r:id="rId11"/>
-      <w:footerReference w:type="default" r:id="rId12"/>
+      <w:headerReference w:type="default" r:id="rId10"/>
+      <w:footerReference w:type="default" r:id="rId11"/>
       <w:pgSz w:w="11906" w:h="16838"/>
       <w:pgMar w:top="1985" w:right="1440" w:bottom="1440" w:left="1440" w:header="709" w:footer="708" w:gutter="0"/>
       <w:cols w:space="708"/>
